--- a/Pregrado/Creatividad y pensamiento innovador/Clases/Recursos/ACAs/Parcial 2 (21%) - guia del cuestionario.docx
+++ b/Pregrado/Creatividad y pensamiento innovador/Clases/Recursos/ACAs/Parcial 2 (21%) - guia del cuestionario.docx
@@ -794,7 +794,7 @@
           <w:color w:val="2B2B2B"/>
           <w:sz w:val="22"/>
         </w:rPr>
-        <w:t xml:space="preserve">Temario trabajado en clase </w:t>
+        <w:t xml:space="preserve">Sesiones </w:t>
       </w:r>
       <w:r>
         <w:rPr>
@@ -803,7 +803,7 @@
           <w:color w:val="2B2B2B"/>
           <w:sz w:val="22"/>
         </w:rPr>
-        <w:t>hasta el cierre</w:t>
+        <w:t>ya dictadas</w:t>
       </w:r>
       <w:r>
         <w:rPr>
@@ -812,7 +812,7 @@
           <w:color w:val="2B2B2B"/>
           <w:sz w:val="22"/>
         </w:rPr>
-        <w:t xml:space="preserve"> (09/09/2026):</w:t>
+        <w:t xml:space="preserve"> cuando cierra este cuestionario (09/09/2026) — eso es lo que entra:</w:t>
       </w:r>
     </w:p>
     <w:p>
@@ -885,9 +885,44 @@
       </w:r>
     </w:p>
     <w:p>
-      <w:pPr>
-        <w:pStyle w:val="ListBullet"/>
-      </w:pPr>
+      <w:r>
+        <w:rPr>
+          <w:rFonts w:ascii="Calibri" w:hAnsi="Calibri"/>
+          <w:b/>
+          <w:color w:val="2B2B2B"/>
+          <w:sz w:val="22"/>
+        </w:rPr>
+        <w:t>Nuevo desde el cierre de Quiz 2</w:t>
+      </w:r>
+      <w:r>
+        <w:rPr>
+          <w:rFonts w:ascii="Calibri" w:hAnsi="Calibri"/>
+          <w:b w:val="0"/>
+          <w:color w:val="2B2B2B"/>
+          <w:sz w:val="22"/>
+        </w:rPr>
+        <w:t xml:space="preserve"> (02/09/2026): Sesión 04. Lo anterior sigue siendo base — el curso es acumulativo.</w:t>
+      </w:r>
+    </w:p>
+    <w:p>
+      <w:r>
+        <w:rPr>
+          <w:rFonts w:ascii="Calibri" w:hAnsi="Calibri"/>
+          <w:b/>
+          <w:color w:val="2B2B2B"/>
+          <w:sz w:val="22"/>
+        </w:rPr>
+        <w:t>Lo que NO entra:</w:t>
+      </w:r>
+      <w:r>
+        <w:rPr>
+          <w:rFonts w:ascii="Calibri" w:hAnsi="Calibri"/>
+          <w:b w:val="0"/>
+          <w:color w:val="2B2B2B"/>
+          <w:sz w:val="22"/>
+        </w:rPr>
+        <w:t xml:space="preserve"> la </w:t>
+      </w:r>
       <w:r>
         <w:rPr>
           <w:rFonts w:ascii="Calibri" w:hAnsi="Calibri"/>
@@ -904,10 +939,8 @@
           <w:color w:val="2B2B2B"/>
           <w:sz w:val="22"/>
         </w:rPr>
-        <w:t xml:space="preserve"> (09/09/2026) — Análisis de negocios · validación de la propuesta</w:t>
+        <w:t xml:space="preserve"> (09/09/2026 — Validación de la propuesta · vigilancia tecnológica) se dicta </w:t>
       </w:r>
-    </w:p>
-    <w:p>
       <w:r>
         <w:rPr>
           <w:rFonts w:ascii="Calibri" w:hAnsi="Calibri"/>
@@ -915,7 +948,7 @@
           <w:color w:val="2B2B2B"/>
           <w:sz w:val="22"/>
         </w:rPr>
-        <w:t>Nuevo desde el cierre de Quiz 2</w:t>
+        <w:t>el mismo día</w:t>
       </w:r>
       <w:r>
         <w:rPr>
@@ -924,7 +957,43 @@
           <w:color w:val="2B2B2B"/>
           <w:sz w:val="22"/>
         </w:rPr>
-        <w:t xml:space="preserve"> (02/09/2026): Sesión 05. Lo anterior sigue siendo base — el curso es acumulativo.</w:t>
+        <w:t xml:space="preserve"> en que cierra el cuestionario, así que su tema </w:t>
+      </w:r>
+      <w:r>
+        <w:rPr>
+          <w:rFonts w:ascii="Calibri" w:hAnsi="Calibri"/>
+          <w:b/>
+          <w:color w:val="2B2B2B"/>
+          <w:sz w:val="22"/>
+        </w:rPr>
+        <w:t>queda fuera</w:t>
+      </w:r>
+      <w:r>
+        <w:rPr>
+          <w:rFonts w:ascii="Calibri" w:hAnsi="Calibri"/>
+          <w:b w:val="0"/>
+          <w:color w:val="2B2B2B"/>
+          <w:sz w:val="22"/>
+        </w:rPr>
+        <w:t xml:space="preserve">: no se te pregunta algo que todavía no has visto en clase. Ese tema entra en </w:t>
+      </w:r>
+      <w:r>
+        <w:rPr>
+          <w:rFonts w:ascii="Calibri" w:hAnsi="Calibri"/>
+          <w:b/>
+          <w:color w:val="2B2B2B"/>
+          <w:sz w:val="22"/>
+        </w:rPr>
+        <w:t>Quiz 3</w:t>
+      </w:r>
+      <w:r>
+        <w:rPr>
+          <w:rFonts w:ascii="Calibri" w:hAnsi="Calibri"/>
+          <w:b w:val="0"/>
+          <w:color w:val="2B2B2B"/>
+          <w:sz w:val="22"/>
+        </w:rPr>
+        <w:t>.</w:t>
       </w:r>
     </w:p>
     <w:p>
@@ -1462,7 +1531,25 @@
           <w:color w:val="2B2B2B"/>
           <w:sz w:val="22"/>
         </w:rPr>
-        <w:t>Repasa el deck y tus apuntes de cada sesión (</w:t>
+        <w:t xml:space="preserve">Estudia </w:t>
+      </w:r>
+      <w:r>
+        <w:rPr>
+          <w:rFonts w:ascii="Calibri" w:hAnsi="Calibri"/>
+          <w:b/>
+          <w:color w:val="2B2B2B"/>
+          <w:sz w:val="22"/>
+        </w:rPr>
+        <w:t>lo que está en el punto 3, y solo eso</w:t>
+      </w:r>
+      <w:r>
+        <w:rPr>
+          <w:rFonts w:ascii="Calibri" w:hAnsi="Calibri"/>
+          <w:b w:val="0"/>
+          <w:color w:val="2B2B2B"/>
+          <w:sz w:val="22"/>
+        </w:rPr>
+        <w:t>: el alcance del cuestionario son esas sesiones. Ten a mano el deck y tus apuntes de cada una (</w:t>
       </w:r>
       <w:r>
         <w:rPr>
@@ -1489,20 +1576,11 @@
       <w:r>
         <w:rPr>
           <w:rFonts w:ascii="Calibri" w:hAnsi="Calibri"/>
-          <w:b w:val="0"/>
-          <w:color w:val="2B2B2B"/>
-          <w:sz w:val="22"/>
-        </w:rPr>
-        <w:t xml:space="preserve">Ten a mano la </w:t>
-      </w:r>
-      <w:r>
-        <w:rPr>
-          <w:rFonts w:ascii="Calibri" w:hAnsi="Calibri"/>
           <w:b/>
           <w:color w:val="2B2B2B"/>
           <w:sz w:val="22"/>
         </w:rPr>
-        <w:t>lectura autónoma de la Sesión 01</w:t>
+        <w:t>Lectura autónoma de la Sesión 01</w:t>
       </w:r>
       <w:r>
         <w:rPr>
@@ -1511,7 +1589,7 @@
           <w:color w:val="2B2B2B"/>
           <w:sz w:val="22"/>
         </w:rPr>
-        <w:t xml:space="preserve"> (Propuesta de Innovación · creatividad e inteligencia emocional).</w:t>
+        <w:t xml:space="preserve"> (U1–U2 · Propuesta de Innovación · creatividad e inteligencia emocional): ten claro qué es la Propuesta de Innovación —el producto conductor del curso— y qué papel juega la inteligencia emocional en el trabajo creativo.</w:t>
       </w:r>
     </w:p>
     <w:p>
@@ -1521,11 +1599,20 @@
       <w:r>
         <w:rPr>
           <w:rFonts w:ascii="Calibri" w:hAnsi="Calibri"/>
+          <w:b/>
+          <w:color w:val="2B2B2B"/>
+          <w:sz w:val="22"/>
+        </w:rPr>
+        <w:t>Sesión 02 — Creatividad/innovación en I+D · Design Thinking y técnicas:</w:t>
+      </w:r>
+      <w:r>
+        <w:rPr>
+          <w:rFonts w:ascii="Calibri" w:hAnsi="Calibri"/>
           <w:b w:val="0"/>
           <w:color w:val="2B2B2B"/>
           <w:sz w:val="22"/>
         </w:rPr>
-        <w:t xml:space="preserve">Distingue </w:t>
+        <w:t xml:space="preserve"> Distingue </w:t>
       </w:r>
       <w:r>
         <w:rPr>
@@ -1597,7 +1684,25 @@
           <w:color w:val="2B2B2B"/>
           <w:sz w:val="22"/>
         </w:rPr>
-        <w:t>, con ejemplos propios.</w:t>
+        <w:t xml:space="preserve">; ten claro para qué sirve cada fase del </w:t>
+      </w:r>
+      <w:r>
+        <w:rPr>
+          <w:rFonts w:ascii="Calibri" w:hAnsi="Calibri"/>
+          <w:b/>
+          <w:color w:val="2B2B2B"/>
+          <w:sz w:val="22"/>
+        </w:rPr>
+        <w:t>Design Thinking</w:t>
+      </w:r>
+      <w:r>
+        <w:rPr>
+          <w:rFonts w:ascii="Calibri" w:hAnsi="Calibri"/>
+          <w:b w:val="0"/>
+          <w:color w:val="2B2B2B"/>
+          <w:sz w:val="22"/>
+        </w:rPr>
+        <w:t xml:space="preserve"> y al menos dos técnicas de ideación, con un ejemplo tuyo.</w:t>
       </w:r>
     </w:p>
     <w:p>
@@ -1607,11 +1712,20 @@
       <w:r>
         <w:rPr>
           <w:rFonts w:ascii="Calibri" w:hAnsi="Calibri"/>
+          <w:b/>
+          <w:color w:val="2B2B2B"/>
+          <w:sz w:val="22"/>
+        </w:rPr>
+        <w:t>Sesión 03 — Gestión de la innovación (Manual de Oslo / OCDE):</w:t>
+      </w:r>
+      <w:r>
+        <w:rPr>
+          <w:rFonts w:ascii="Calibri" w:hAnsi="Calibri"/>
           <w:b w:val="0"/>
           <w:color w:val="2B2B2B"/>
           <w:sz w:val="22"/>
         </w:rPr>
-        <w:t xml:space="preserve">Repasa los </w:t>
+        <w:t xml:space="preserve"> Ten claro qué define el </w:t>
       </w:r>
       <w:r>
         <w:rPr>
@@ -1620,7 +1734,7 @@
           <w:color w:val="2B2B2B"/>
           <w:sz w:val="22"/>
         </w:rPr>
-        <w:t>tipos de innovación</w:t>
+        <w:t>Manual de Oslo / OCDE</w:t>
       </w:r>
       <w:r>
         <w:rPr>
@@ -1629,7 +1743,66 @@
           <w:color w:val="2B2B2B"/>
           <w:sz w:val="22"/>
         </w:rPr>
-        <w:t xml:space="preserve"> del Manual de Oslo / OCDE y para qué sirve cada herramienta (Design Thinking, FODA, Canvas, MVP, vigilancia tecnológica).</w:t>
+        <w:t xml:space="preserve"> como innovación y cómo se </w:t>
+      </w:r>
+      <w:r>
+        <w:rPr>
+          <w:rFonts w:ascii="Calibri" w:hAnsi="Calibri"/>
+          <w:b/>
+          <w:color w:val="2B2B2B"/>
+          <w:sz w:val="22"/>
+        </w:rPr>
+        <w:t>gestiona</w:t>
+      </w:r>
+      <w:r>
+        <w:rPr>
+          <w:rFonts w:ascii="Calibri" w:hAnsi="Calibri"/>
+          <w:b w:val="0"/>
+          <w:color w:val="2B2B2B"/>
+          <w:sz w:val="22"/>
+        </w:rPr>
+        <w:t xml:space="preserve"> en producto, proceso, organización, marketing y ámbito social.</w:t>
+      </w:r>
+    </w:p>
+    <w:p>
+      <w:pPr>
+        <w:pStyle w:val="ListBullet"/>
+      </w:pPr>
+      <w:r>
+        <w:rPr>
+          <w:rFonts w:ascii="Calibri" w:hAnsi="Calibri"/>
+          <w:b/>
+          <w:color w:val="2B2B2B"/>
+          <w:sz w:val="22"/>
+        </w:rPr>
+        <w:t>Sesión 04 — Tipos de innovación:</w:t>
+      </w:r>
+      <w:r>
+        <w:rPr>
+          <w:rFonts w:ascii="Calibri" w:hAnsi="Calibri"/>
+          <w:b w:val="0"/>
+          <w:color w:val="2B2B2B"/>
+          <w:sz w:val="22"/>
+        </w:rPr>
+        <w:t xml:space="preserve"> Tipifica una innovación (producto, proceso, organización, marketing, social) y prepárate para </w:t>
+      </w:r>
+      <w:r>
+        <w:rPr>
+          <w:rFonts w:ascii="Calibri" w:hAnsi="Calibri"/>
+          <w:b/>
+          <w:color w:val="2B2B2B"/>
+          <w:sz w:val="22"/>
+        </w:rPr>
+        <w:t>justificar</w:t>
+      </w:r>
+      <w:r>
+        <w:rPr>
+          <w:rFonts w:ascii="Calibri" w:hAnsi="Calibri"/>
+          <w:b w:val="0"/>
+          <w:color w:val="2B2B2B"/>
+          <w:sz w:val="22"/>
+        </w:rPr>
+        <w:t xml:space="preserve"> por qué la tuya es de ese tipo y no de otro.</w:t>
       </w:r>
     </w:p>
     <w:p>
@@ -1652,7 +1825,7 @@
           <w:color w:val="2B2B2B"/>
           <w:sz w:val="22"/>
         </w:rPr>
-        <w:t>tu propia propuesta</w:t>
+        <w:t>tu propia Propuesta de Innovación</w:t>
       </w:r>
       <w:r>
         <w:rPr>
@@ -2969,7 +3142,25 @@
           <w:color w:val="2B2B2B"/>
           <w:sz w:val="22"/>
         </w:rPr>
-        <w:t xml:space="preserve">Cierra el día de la </w:t>
+        <w:t xml:space="preserve">Cierra </w:t>
+      </w:r>
+      <w:r>
+        <w:rPr>
+          <w:rFonts w:ascii="Calibri" w:hAnsi="Calibri"/>
+          <w:b/>
+          <w:color w:val="2B2B2B"/>
+          <w:sz w:val="22"/>
+        </w:rPr>
+        <w:t>el día</w:t>
+      </w:r>
+      <w:r>
+        <w:rPr>
+          <w:rFonts w:ascii="Calibri" w:hAnsi="Calibri"/>
+          <w:b w:val="0"/>
+          <w:color w:val="2B2B2B"/>
+          <w:sz w:val="22"/>
+        </w:rPr>
+        <w:t xml:space="preserve"> de la </w:t>
       </w:r>
       <w:r>
         <w:rPr>
@@ -2987,7 +3178,43 @@
           <w:color w:val="2B2B2B"/>
           <w:sz w:val="22"/>
         </w:rPr>
-        <w:t xml:space="preserve"> (análisis de negocios · validación: FODA, Canvas, MVP): cierra el corte 2.</w:t>
+        <w:t xml:space="preserve"> (Validación de la propuesta · vigilancia tecnológica), que por eso </w:t>
+      </w:r>
+      <w:r>
+        <w:rPr>
+          <w:rFonts w:ascii="Calibri" w:hAnsi="Calibri"/>
+          <w:b/>
+          <w:color w:val="2B2B2B"/>
+          <w:sz w:val="22"/>
+        </w:rPr>
+        <w:t>no</w:t>
+      </w:r>
+      <w:r>
+        <w:rPr>
+          <w:rFonts w:ascii="Calibri" w:hAnsi="Calibri"/>
+          <w:b w:val="0"/>
+          <w:color w:val="2B2B2B"/>
+          <w:sz w:val="22"/>
+        </w:rPr>
+        <w:t xml:space="preserve"> entra: llega hasta la </w:t>
+      </w:r>
+      <w:r>
+        <w:rPr>
+          <w:rFonts w:ascii="Calibri" w:hAnsi="Calibri"/>
+          <w:b/>
+          <w:color w:val="2B2B2B"/>
+          <w:sz w:val="22"/>
+        </w:rPr>
+        <w:t>Sesión 04</w:t>
+      </w:r>
+      <w:r>
+        <w:rPr>
+          <w:rFonts w:ascii="Calibri" w:hAnsi="Calibri"/>
+          <w:b w:val="0"/>
+          <w:color w:val="2B2B2B"/>
+          <w:sz w:val="22"/>
+        </w:rPr>
+        <w:t xml:space="preserve"> (Tipos de innovación). Con el Quiz 2 cierra el corte 2.</w:t>
       </w:r>
     </w:p>
     <w:p>

--- a/Pregrado/Creatividad y pensamiento innovador/Clases/Recursos/ACAs/Parcial 2 (21%) - guia del cuestionario.docx
+++ b/Pregrado/Creatividad y pensamiento innovador/Clases/Recursos/ACAs/Parcial 2 (21%) - guia del cuestionario.docx
@@ -1059,6 +1059,40 @@
           <w:sz w:val="22"/>
         </w:rPr>
         <w:t xml:space="preserve"> y se retomó al abrir la Sesión 02, así que también hace parte del temario: U1–U2 (Propuesta de Innovación · creatividad e inteligencia emocional) → lectura autónoma; se retoma al abrir la Sesión 02.</w:t>
+      </w:r>
+    </w:p>
+    <w:p>
+      <w:r>
+        <w:rPr>
+          <w:rFonts w:ascii="Calibri" w:hAnsi="Calibri"/>
+          <w:b/>
+          <w:color w:val="2B2B2B"/>
+          <w:sz w:val="22"/>
+        </w:rPr>
+        <w:t>Material de estudio publicado aparte del deck:</w:t>
+      </w:r>
+    </w:p>
+    <w:p>
+      <w:pPr>
+        <w:pStyle w:val="ListBullet"/>
+      </w:pPr>
+      <w:r>
+        <w:rPr>
+          <w:rFonts w:ascii="Calibri" w:hAnsi="Calibri"/>
+          <w:b/>
+          <w:color w:val="2B2B2B"/>
+          <w:sz w:val="22"/>
+        </w:rPr>
+        <w:t>Material de estudio U2 — Bloqueadores y ensanchadores de la creatividad</w:t>
+      </w:r>
+      <w:r>
+        <w:rPr>
+          <w:rFonts w:ascii="Calibri" w:hAnsi="Calibri"/>
+          <w:b w:val="0"/>
+          <w:color w:val="2B2B2B"/>
+          <w:sz w:val="22"/>
+        </w:rPr>
+        <w:t>: sí entra — bloqueadores perceptivos, emocionales y culturales · ensanchadores · la inteligencia emocional como insumo de la creatividad · autodiagnóstico. Está en la carpeta de la Sesión 01 del Drive de clases y como recurso del aula.</w:t>
       </w:r>
     </w:p>
     <w:p>
